--- a/human/tasks/F-05/summary.docx
+++ b/human/tasks/F-05/summary.docx
@@ -217,12 +217,12 @@
     </w:p>
     <w:p>
       <w:r>
-        <w:t>本轮源修改及复测在codex/task-package-normalization保存，发布以Git实际记录为准。下一包G-01，检查研究准入材料、外部条件与G-05职责。</w:t>
+        <w:t>规范化71/71包、根目录迁移19/19项完成；每包Word由Agent源生成。</w:t>
       </w:r>
     </w:p>
     <w:p>
       <w:r>
-        <w:t>规范化进度5包，剩余66包。整体双层目录迁移仍在执行，未把局部工具迁移当作全项目整理完成。</w:t>
+        <w:t>业务状态DONE，原签收与未交付项不变；后续按注册表和实际依赖推进。</w:t>
       </w:r>
     </w:p>
     <w:p>
